--- a/downloads/DOMMMA_COMPLETE_HANDOVER_GUIDE.docx
+++ b/downloads/DOMMMA_COMPLETE_HANDOVER_GUIDE.docx
@@ -13,7 +13,7 @@
     </w:p>
     <w:p>
       <w:r>
-        <w:t>Version: 1.1 | Updated: March 12, 2026 | Website: https://dommma.com</w:t>
+        <w:t>Version: 1.2 | Updated: March 12, 2026 | Website: https://dommma.com</w:t>
       </w:r>
     </w:p>
     <w:p/>
@@ -28,6 +28,11 @@
     <w:p>
       <w:r>
         <w:t>DOMMMA is a real estate marketplace platform for Metro Vancouver. It's like Zillow/Realtor.ca but with an AI assistant (named "Nova") that helps users find properties, list rentals, hire contractors, and more.</w:t>
+      </w:r>
+    </w:p>
+    <w:p>
+      <w:r>
+        <w:t>Live Website: https://dommma.com</w:t>
       </w:r>
     </w:p>
     <w:p>
@@ -67,7 +72,7 @@
         <w:br/>
         <w:t>• Payments: Stripe</w:t>
         <w:br/>
-        <w:t>• Emails: Resend</w:t>
+        <w:t>• Emails: Resend (account: rgoswami@dommma.com)</w:t>
       </w:r>
     </w:p>
     <w:p>
@@ -90,6 +95,8 @@
         <w:t>Contact Form Email: support@dommma.com</w:t>
         <w:br/>
         <w:t>Admin Secret Key: pray1234</w:t>
+        <w:br/>
+        <w:t>Resend Account: rgoswami@dommma.com</w:t>
       </w:r>
     </w:p>
     <w:p>
@@ -293,7 +300,38 @@
         <w:pStyle w:val="Heading1"/>
       </w:pPr>
       <w:r>
-        <w:t>6. TROUBLESHOOTING</w:t>
+        <w:t>6. THIRD-PARTY SERVICE ACCOUNTS</w:t>
+      </w:r>
+    </w:p>
+    <w:p>
+      <w:r>
+        <w:t>| Service | Login URL | Account Email | Purpose |</w:t>
+        <w:br/>
+        <w:t>|---------|-----------|---------------|---------|</w:t>
+        <w:br/>
+        <w:t>| GitHub | github.com | [Your GitHub] | Code repository |</w:t>
+        <w:br/>
+        <w:t>| AWS | aws.amazon.com | [Your AWS] | Hosting |</w:t>
+        <w:br/>
+        <w:t>| GoDaddy | godaddy.com | [Your GoDaddy] | Domain |</w:t>
+        <w:br/>
+        <w:t>| MongoDB Atlas | cloud.mongodb.com | [Your MongoDB] | Database |</w:t>
+        <w:br/>
+        <w:t>| Cloudflare | dash.cloudflare.com | [Your Cloudflare] | File storage |</w:t>
+        <w:br/>
+        <w:t>| Stripe | dashboard.stripe.com | [Your Stripe] | Payments |</w:t>
+        <w:br/>
+        <w:t>| Resend | resend.com | rgoswami@dommma.com | Emails |</w:t>
+        <w:br/>
+        <w:t>| Anthropic | console.anthropic.com | [Your Anthropic] | AI |</w:t>
+      </w:r>
+    </w:p>
+    <w:p>
+      <w:pPr>
+        <w:pStyle w:val="Heading1"/>
+      </w:pPr>
+      <w:r>
+        <w:t>7. TROUBLESHOOTING</w:t>
       </w:r>
     </w:p>
     <w:p>
@@ -340,11 +378,24 @@
       </w:r>
     </w:p>
     <w:p>
+      <w:r>
+        <w:t>EMAILS NOT SENDING:</w:t>
+        <w:br/>
+        <w:t>1. Check Resend dashboard (resend.com) for errors</w:t>
+        <w:br/>
+        <w:t>2. Verify domain is verified in Resend</w:t>
+        <w:br/>
+        <w:t>3. Check API key in backend .env:</w:t>
+        <w:br/>
+        <w:t xml:space="preserve">   grep RESEND /home/ubuntu/dommma/backend/.env</w:t>
+      </w:r>
+    </w:p>
+    <w:p>
       <w:pPr>
         <w:pStyle w:val="Heading1"/>
       </w:pPr>
       <w:r>
-        <w:t>7. KEY COMMANDS REFERENCE</w:t>
+        <w:t>8. KEY COMMANDS REFERENCE</w:t>
       </w:r>
     </w:p>
     <w:p>
@@ -383,6 +434,15 @@
     </w:p>
     <w:p>
       <w:r>
+        <w:t>VIEW/EDIT BACKEND CONFIG:</w:t>
+        <w:br/>
+        <w:t xml:space="preserve">  cat /home/ubuntu/dommma/backend/.env</w:t>
+        <w:br/>
+        <w:t xml:space="preserve">  nano /home/ubuntu/dommma/backend/.env</w:t>
+      </w:r>
+    </w:p>
+    <w:p>
+      <w:r>
         <w:t>FULL DEPLOYMENT:</w:t>
         <w:br/>
         <w:t xml:space="preserve">  cd /home/ubuntu/dommma &amp;&amp; git pull origin main &amp;&amp; source backend/venv/bin/activate &amp;&amp; pip install -r backend/requirements.txt &amp;&amp; pm2 restart dommma-backend &amp;&amp; cd frontend &amp;&amp; yarn install &amp;&amp; sudo chown -R ubuntu:ubuntu build/ &amp;&amp; yarn build &amp;&amp; sudo chown -R www-data:www-data build/ &amp;&amp; sudo chmod -R 755 build/ &amp;&amp; sudo systemctl restart nginx</w:t>
@@ -393,7 +453,7 @@
         <w:pStyle w:val="Heading1"/>
       </w:pPr>
       <w:r>
-        <w:t>8. COSTS &amp; BILLING (Estimated Monthly)</w:t>
+        <w:t>9. COSTS &amp; BILLING (Estimated Monthly)</w:t>
       </w:r>
     </w:p>
     <w:p>
@@ -420,37 +480,6 @@
     <w:p>
       <w:r>
         <w:t>TOTAL ESTIMATED: ~$50-100/month (varies with usage)</w:t>
-      </w:r>
-    </w:p>
-    <w:p>
-      <w:pPr>
-        <w:pStyle w:val="Heading1"/>
-      </w:pPr>
-      <w:r>
-        <w:t>9. THIRD-PARTY SERVICE LOGINS</w:t>
-      </w:r>
-    </w:p>
-    <w:p>
-      <w:r>
-        <w:t>| Service | Login URL | Purpose |</w:t>
-        <w:br/>
-        <w:t>|---------|-----------|---------|</w:t>
-        <w:br/>
-        <w:t>| GitHub | github.com | Code repository |</w:t>
-        <w:br/>
-        <w:t>| AWS | aws.amazon.com | Hosting |</w:t>
-        <w:br/>
-        <w:t>| GoDaddy | godaddy.com | Domain |</w:t>
-        <w:br/>
-        <w:t>| MongoDB Atlas | cloud.mongodb.com | Database |</w:t>
-        <w:br/>
-        <w:t>| Cloudflare | dash.cloudflare.com | File storage |</w:t>
-        <w:br/>
-        <w:t>| Stripe | dashboard.stripe.com | Payments |</w:t>
-        <w:br/>
-        <w:t>| Resend | resend.com | Emails |</w:t>
-        <w:br/>
-        <w:t>| Anthropic | console.anthropic.com | AI |</w:t>
       </w:r>
     </w:p>
     <w:p>
@@ -487,6 +516,8 @@
         <w:t>✗ Use same password everywhere</w:t>
         <w:br/>
         <w:t>✗ Leave SSH keys in public locations</w:t>
+        <w:br/>
+        <w:t>✗ Share admin_key publicly</w:t>
       </w:r>
     </w:p>
     <w:p>
@@ -509,7 +540,7 @@
     </w:p>
     <w:p>
       <w:r>
-        <w:t>Document Version: 1.1</w:t>
+        <w:t>Document Version: 1.2</w:t>
       </w:r>
     </w:p>
     <w:sectPr>
